--- a/uml/диаграмма компонентов.docx
+++ b/uml/диаграмма компонентов.docx
@@ -16,7 +16,14 @@
           <w:rFonts w:cs="Times New Roman"/>
           <w:szCs w:val="28"/>
         </w:rPr>
-        <w:t>1) Компоненты.</w:t>
+        <w:t>Компоненты</w:t>
+      </w:r>
+      <w:r>
+        <w:rPr>
+          <w:rFonts w:cs="Times New Roman"/>
+          <w:szCs w:val="28"/>
+        </w:rPr>
+        <w:t>:</w:t>
       </w:r>
     </w:p>
     <w:p>
@@ -95,39 +102,7 @@
           <w:rFonts w:cs="Times New Roman"/>
           <w:szCs w:val="28"/>
         </w:rPr>
-        <w:t>обильное приложение (</w:t>
-      </w:r>
-      <w:proofErr w:type="spellStart"/>
-      <w:r>
-        <w:rPr>
-          <w:rFonts w:cs="Times New Roman"/>
-          <w:szCs w:val="28"/>
-        </w:rPr>
-        <w:t>Android</w:t>
-      </w:r>
-      <w:proofErr w:type="spellEnd"/>
-      <w:r>
-        <w:rPr>
-          <w:rFonts w:cs="Times New Roman"/>
-          <w:szCs w:val="28"/>
-        </w:rPr>
-        <w:t xml:space="preserve">, </w:t>
-      </w:r>
-      <w:proofErr w:type="spellStart"/>
-      <w:r>
-        <w:rPr>
-          <w:rFonts w:cs="Times New Roman"/>
-          <w:szCs w:val="28"/>
-        </w:rPr>
-        <w:t>Kotlin</w:t>
-      </w:r>
-      <w:proofErr w:type="spellEnd"/>
-      <w:r>
-        <w:rPr>
-          <w:rFonts w:cs="Times New Roman"/>
-          <w:szCs w:val="28"/>
-        </w:rPr>
-        <w:t>)</w:t>
+        <w:t>обильное приложение (Android, Kotlin)</w:t>
       </w:r>
       <w:r>
         <w:rPr>
@@ -165,17 +140,8 @@
           <w:rFonts w:cs="Times New Roman"/>
           <w:szCs w:val="28"/>
         </w:rPr>
-        <w:t>(</w:t>
-      </w:r>
-      <w:proofErr w:type="spellStart"/>
-      <w:r>
-        <w:rPr>
-          <w:rFonts w:cs="Times New Roman"/>
-          <w:szCs w:val="28"/>
-        </w:rPr>
-        <w:t>Django</w:t>
-      </w:r>
-      <w:proofErr w:type="spellEnd"/>
+        <w:t>(Django</w:t>
+      </w:r>
       <w:r>
         <w:rPr>
           <w:rFonts w:cs="Times New Roman"/>
@@ -202,15 +168,7 @@
           <w:rFonts w:cs="Times New Roman"/>
           <w:szCs w:val="28"/>
         </w:rPr>
-        <w:t xml:space="preserve">ьзователем при доступе к </w:t>
-      </w:r>
-      <w:proofErr w:type="gramStart"/>
-      <w:r>
-        <w:rPr>
-          <w:rFonts w:cs="Times New Roman"/>
-          <w:szCs w:val="28"/>
-        </w:rPr>
-        <w:t>интернету</w:t>
+        <w:t>ьзователем при доступе к интернету</w:t>
       </w:r>
       <w:r>
         <w:rPr>
@@ -226,7 +184,6 @@
         </w:rPr>
         <w:t>.</w:t>
       </w:r>
-      <w:proofErr w:type="gramEnd"/>
     </w:p>
     <w:p>
       <w:pPr>
@@ -249,39 +206,7 @@
           <w:rFonts w:cs="Times New Roman"/>
           <w:szCs w:val="28"/>
         </w:rPr>
-        <w:t xml:space="preserve">. Сервер – центральный компонент, реализующий бизнес-логику: API-шлюз, расчёт бюджета, конвертацию валют, пороговые уведомления, </w:t>
-      </w:r>
-      <w:proofErr w:type="spellStart"/>
-      <w:r>
-        <w:rPr>
-          <w:rFonts w:cs="Times New Roman"/>
-          <w:szCs w:val="28"/>
-        </w:rPr>
-        <w:t>парсинг</w:t>
-      </w:r>
-      <w:proofErr w:type="spellEnd"/>
-      <w:r>
-        <w:rPr>
-          <w:rFonts w:cs="Times New Roman"/>
-          <w:szCs w:val="28"/>
-        </w:rPr>
-        <w:t xml:space="preserve"> внешних источников, отправку </w:t>
-      </w:r>
-      <w:proofErr w:type="spellStart"/>
-      <w:r>
-        <w:rPr>
-          <w:rFonts w:cs="Times New Roman"/>
-          <w:szCs w:val="28"/>
-        </w:rPr>
-        <w:t>push</w:t>
-      </w:r>
-      <w:proofErr w:type="spellEnd"/>
-      <w:r>
-        <w:rPr>
-          <w:rFonts w:cs="Times New Roman"/>
-          <w:szCs w:val="28"/>
-        </w:rPr>
-        <w:t>-уведомлений.</w:t>
+        <w:t>. Сервер – центральный компонент, реализующий бизнес-логику: API-шлюз, расчёт бюджета, конвертацию валют, пороговые уведомления, парсинг внешних источников, отправку push-уведомлений.</w:t>
       </w:r>
     </w:p>
     <w:p>
@@ -305,23 +230,7 @@
           <w:rFonts w:cs="Times New Roman"/>
           <w:szCs w:val="28"/>
         </w:rPr>
-        <w:t>. База данных (</w:t>
-      </w:r>
-      <w:proofErr w:type="spellStart"/>
-      <w:r>
-        <w:rPr>
-          <w:rFonts w:cs="Times New Roman"/>
-          <w:szCs w:val="28"/>
-        </w:rPr>
-        <w:t>PostgreSQL</w:t>
-      </w:r>
-      <w:proofErr w:type="spellEnd"/>
-      <w:r>
-        <w:rPr>
-          <w:rFonts w:cs="Times New Roman"/>
-          <w:szCs w:val="28"/>
-        </w:rPr>
-        <w:t>) – хранилище профилей пользователей, истории поездок, лимитов, статей, разговорника, курсов валют, новостных событий.</w:t>
+        <w:t>. База данных (PostgreSQL) – хранилище профилей пользователей, истории поездок, лимитов, статей, разговорника, курсов валют, новостных событий.</w:t>
       </w:r>
     </w:p>
     <w:p>
@@ -345,39 +254,7 @@
           <w:rFonts w:cs="Times New Roman"/>
           <w:szCs w:val="28"/>
         </w:rPr>
-        <w:t>. Локальное хранилище – кеш на устройстве (</w:t>
-      </w:r>
-      <w:proofErr w:type="spellStart"/>
-      <w:r>
-        <w:rPr>
-          <w:rFonts w:cs="Times New Roman"/>
-          <w:szCs w:val="28"/>
-        </w:rPr>
-        <w:t>Room</w:t>
-      </w:r>
-      <w:proofErr w:type="spellEnd"/>
-      <w:r>
-        <w:rPr>
-          <w:rFonts w:cs="Times New Roman"/>
-          <w:szCs w:val="28"/>
-        </w:rPr>
-        <w:t xml:space="preserve"> Database + </w:t>
-      </w:r>
-      <w:proofErr w:type="spellStart"/>
-      <w:r>
-        <w:rPr>
-          <w:rFonts w:cs="Times New Roman"/>
-          <w:szCs w:val="28"/>
-        </w:rPr>
-        <w:t>DataStore</w:t>
-      </w:r>
-      <w:proofErr w:type="spellEnd"/>
-      <w:r>
-        <w:rPr>
-          <w:rFonts w:cs="Times New Roman"/>
-          <w:szCs w:val="28"/>
-        </w:rPr>
-        <w:t>), обеспечивает офлайн‑доступ к разговорнику, статьям, курсам и сохраняет настройки/токен.</w:t>
+        <w:t>. Локальное хранилище – кеш на устройстве (Room Database + DataStore), обеспечивает офлайн‑доступ к разговорнику, статьям, курсам и сохраняет настройки/токен.</w:t>
       </w:r>
     </w:p>
     <w:p>
@@ -443,23 +320,7 @@
           <w:rFonts w:cs="Times New Roman"/>
           <w:szCs w:val="28"/>
         </w:rPr>
-        <w:t xml:space="preserve">API новостей и МИД – </w:t>
-      </w:r>
-      <w:proofErr w:type="spellStart"/>
-      <w:r>
-        <w:rPr>
-          <w:rFonts w:cs="Times New Roman"/>
-          <w:szCs w:val="28"/>
-        </w:rPr>
-        <w:t>парсинг</w:t>
-      </w:r>
-      <w:proofErr w:type="spellEnd"/>
-      <w:r>
-        <w:rPr>
-          <w:rFonts w:cs="Times New Roman"/>
-          <w:szCs w:val="28"/>
-        </w:rPr>
-        <w:t xml:space="preserve"> RSS/лент о протестах, стихиях, рекомендациях.</w:t>
+        <w:t>API новостей и МИД – парсинг RSS/лент о протестах, стихиях, рекомендациях.</w:t>
       </w:r>
     </w:p>
     <w:p>
@@ -503,7 +364,14 @@
           <w:rFonts w:cs="Times New Roman"/>
           <w:szCs w:val="28"/>
         </w:rPr>
-        <w:t>2) Связи.</w:t>
+        <w:t>Связи</w:t>
+      </w:r>
+      <w:r>
+        <w:rPr>
+          <w:rFonts w:cs="Times New Roman"/>
+          <w:szCs w:val="28"/>
+        </w:rPr>
+        <w:t>:</w:t>
       </w:r>
     </w:p>
     <w:p>
@@ -574,23 +442,7 @@
           <w:rFonts w:cs="Times New Roman"/>
           <w:szCs w:val="28"/>
         </w:rPr>
-        <w:t xml:space="preserve">Клиентский интерфейс связан с Сервером. Клиент отправляет все запросы на сервер через REST API. Сервер возвращает данные (рассчитанный бюджет, контент) и </w:t>
-      </w:r>
-      <w:proofErr w:type="spellStart"/>
-      <w:r>
-        <w:rPr>
-          <w:rFonts w:cs="Times New Roman"/>
-          <w:szCs w:val="28"/>
-        </w:rPr>
-        <w:t>push</w:t>
-      </w:r>
-      <w:proofErr w:type="spellEnd"/>
-      <w:r>
-        <w:rPr>
-          <w:rFonts w:cs="Times New Roman"/>
-          <w:szCs w:val="28"/>
-        </w:rPr>
-        <w:t xml:space="preserve">-уведомления. </w:t>
+        <w:t xml:space="preserve">Клиентский интерфейс связан с Сервером. Клиент отправляет все запросы на сервер через REST API. Сервер возвращает данные (рассчитанный бюджет, контент) и push-уведомления. </w:t>
       </w:r>
     </w:p>
     <w:p>
@@ -937,6 +789,7 @@
           <w:rFonts w:cs="Times New Roman"/>
           <w:b/>
           <w:bCs/>
+          <w:noProof/>
           <w:szCs w:val="28"/>
         </w:rPr>
         <w:drawing>
@@ -963,7 +816,7 @@
                     <pic:cNvPicPr/>
                   </pic:nvPicPr>
                   <pic:blipFill>
-                    <a:blip r:embed="rId7">
+                    <a:blip r:embed="rId8">
                       <a:extLst>
                         <a:ext uri="{28A0092B-C50C-407E-A947-70E740481C1C}">
                           <a14:useLocalDpi xmlns:a14="http://schemas.microsoft.com/office/drawing/2010/main" val="0"/>
@@ -4288,4 +4141,16 @@
     </a:ext>
   </a:extLst>
 </a:theme>
+</file>
+
+<file path=customXml/item1.xml><?xml version="1.0" encoding="utf-8"?>
+<b:Sources xmlns:b="http://schemas.openxmlformats.org/officeDocument/2006/bibliography" xmlns="http://schemas.openxmlformats.org/officeDocument/2006/bibliography" SelectedStyle="\APASixthEditionOfficeOnline.xsl" StyleName="APA" Version="6"/>
+</file>
+
+<file path=customXml/itemProps1.xml><?xml version="1.0" encoding="utf-8"?>
+<ds:datastoreItem xmlns:ds="http://schemas.openxmlformats.org/officeDocument/2006/customXml" ds:itemID="{94212F35-79D0-442E-A2A9-EDA800DB3FA1}">
+  <ds:schemaRefs>
+    <ds:schemaRef ds:uri="http://schemas.openxmlformats.org/officeDocument/2006/bibliography"/>
+  </ds:schemaRefs>
+</ds:datastoreItem>
 </file>